--- a/Fase7_Ejemplo_Calculo.docx
+++ b/Fase7_Ejemplo_Calculo.docx
@@ -40,7 +40,7 @@
           <w:i/>
           <w:iCs/>
         </w:rPr>
-        <w:t xml:space="preserve">Versión 2 — 21 dimensiones / 75 reactivos</w:t>
+        <w:t xml:space="preserve">Versión 4 — 21 dimensiones / 210 reactivos</w:t>
       </w:r>
     </w:p>
     <w:p>
@@ -53,15 +53,15 @@
           <w:sz w:val="20"/>
           <w:szCs w:val="20"/>
         </w:rPr>
-        <w:t xml:space="preserve">Preparado para: George (jsuasnavas@gmail.com) · Fecha: 9 de septiembre de 2026</w:t>
-      </w:r>
-    </w:p>
-    <w:p>
-      <w:pPr>
-        <w:spacing w:after="150"/>
-      </w:pPr>
-      <w:r>
-        <w:t xml:space="preserve">Este documento aplica la fórmula completa definida en la Fase 6 a un candidato ficticio ('Persona X'), con respuestas de ejemplo en 7 reactivos reales del banco v2 (Fases 3-5), mostrando cada paso del cálculo hasta el índice general, la aplicación de un indicador de validez, y el resultado final en ambas capas de salida del producto (perfil individual viral y reporte empresarial). Todos los datos de 'Persona X' son ficticios y se usan únicamente con fines ilustrativos del modelo de cálculo. Reemplaza íntegramente la Fase 7 de la versión v1, con reactivos y dimensiones ya actualizados a la Versión 2.</w:t>
+        <w:t xml:space="preserve">Preparado para: George (jsuasnavas@gmail.com) · Fecha: 10 de septiembre de 2026</w:t>
+      </w:r>
+    </w:p>
+    <w:p>
+      <w:pPr>
+        <w:spacing w:after="150"/>
+      </w:pPr>
+      <w:r>
+        <w:t xml:space="preserve">Este documento aplica la fórmula completa definida en la Fase 6 a un candidato ficticio ('Persona X'), con respuestas de ejemplo en reactivos reales del banco (Fases 3-5), mostrando cada paso del cálculo hasta el IGI, la aplicación de un indicador de validez, y el resultado final en ambas capas de salida del producto (perfil individual viral y reporte empresarial). Todos los datos de 'Persona X' son ficticios y se usan únicamente con fines ilustrativos del modelo de cálculo. Reemplaza íntegramente las versiones anteriores de esta fase, con reactivos, dimensiones y orientación del IGI ya actualizados a la Versión 4 (DECISIONS.md puntos 19 y 28).</w:t>
       </w:r>
     </w:p>
     <w:p>
@@ -91,7 +91,7 @@
         <w:t xml:space="preserve">[HECHO] </w:t>
       </w:r>
       <w:r>
-        <w:t xml:space="preserve">Por simplicidad expositiva, este ejemplo usa 7 de los 75 reactivos del banco, cubriendo los 4 reactivos de la Dimensión 1 (Robo, Núcleo — Base, incluyendo su par espejo completo R001-R002), 2 de los 4 reactivos de la Dimensión 9 (Acoso Sexual, Núcleo — Adicional, su par espejo completo R033-R034), y 1 reactivo de la Dimensión 19 (Ludopatía, Contextual). Para las 10 dimensiones Núcleo restantes que normalmente completarían el IGI, se usa un valor de marcador (placeholder) explícito, dejado así para no simular estadísticas reales.</w:t>
+        <w:t xml:space="preserve">Por simplicidad expositiva, este ejemplo usa los 10 reactivos completos de la Dimensión 1 (Robo, Núcleo — Base, R001-R010), los 10 de la Dimensión 9 (Acoso Sexual, Núcleo — Adicional, R081-R090), y los 10 de la Dimensión 19 (Ludopatía, Factor Contextual, R181-R190). Para las 10 dimensiones Núcleo restantes que normalmente completarían el IGI, se usa un valor de marcador (placeholder) explícito, dejado así para no simular estadísticas reales.</w:t>
       </w:r>
     </w:p>
     <w:p>
@@ -100,12 +100,12 @@
         <w:spacing w:after="200" w:before="400"/>
       </w:pPr>
       <w:r>
-        <w:t xml:space="preserve">1. Respuestas de 'Persona X' y transformación de cada reactivo</w:t>
+        <w:t xml:space="preserve">1. Respuestas de 'Persona X' y transformación de cada reactivo — Dimensión 1 (Robo)</w:t>
       </w:r>
     </w:p>
     <w:tbl>
       <w:tblPr>
-        <w:tblW w:type="dxa" w:w="11000"/>
+        <w:tblW w:type="dxa" w:w="10200"/>
         <w:tblBorders>
           <w:top w:val="single" w:color="auto" w:sz="4"/>
           <w:left w:val="single" w:color="auto" w:sz="4"/>
@@ -117,11 +117,11 @@
       </w:tblPr>
       <w:tblGrid>
         <w:gridCol w:w="1000"/>
-        <w:gridCol w:w="2600"/>
-        <w:gridCol w:w="2800"/>
+        <w:gridCol w:w="2400"/>
+        <w:gridCol w:w="1800"/>
         <w:gridCol w:w="1200"/>
-        <w:gridCol w:w="1700"/>
-        <w:gridCol w:w="1700"/>
+        <w:gridCol w:w="1900"/>
+        <w:gridCol w:w="1900"/>
       </w:tblGrid>
       <w:tr>
         <w:tc>
@@ -141,7 +141,7 @@
         </w:tc>
         <w:tc>
           <w:tcPr>
-            <w:tcW w:type="dxa" w:w="2600"/>
+            <w:tcW w:type="dxa" w:w="2400"/>
             <w:shd w:fill="D9D9D9" w:val="clear"/>
           </w:tcPr>
           <w:p>
@@ -150,13 +150,13 @@
                 <w:b/>
                 <w:bCs/>
               </w:rPr>
-              <w:t xml:space="preserve">Dimensión</w:t>
-            </w:r>
-          </w:p>
-        </w:tc>
-        <w:tc>
-          <w:tcPr>
-            <w:tcW w:type="dxa" w:w="2800"/>
+              <w:t xml:space="preserve">Tipo</w:t>
+            </w:r>
+          </w:p>
+        </w:tc>
+        <w:tc>
+          <w:tcPr>
+            <w:tcW w:type="dxa" w:w="1800"/>
             <w:shd w:fill="D9D9D9" w:val="clear"/>
           </w:tcPr>
           <w:p>
@@ -165,7 +165,7 @@
                 <w:b/>
                 <w:bCs/>
               </w:rPr>
-              <w:t xml:space="preserve">Respuesta cruda</w:t>
+              <w:t xml:space="preserve">Respuesta cruda / Max</w:t>
             </w:r>
           </w:p>
         </w:tc>
@@ -186,7 +186,7 @@
         </w:tc>
         <w:tc>
           <w:tcPr>
-            <w:tcW w:type="dxa" w:w="1700"/>
+            <w:tcW w:type="dxa" w:w="1900"/>
             <w:shd w:fill="D9D9D9" w:val="clear"/>
           </w:tcPr>
           <w:p>
@@ -195,13 +195,13 @@
                 <w:b/>
                 <w:bCs/>
               </w:rPr>
-              <w:t xml:space="preserve">Valor de reactivo</w:t>
-            </w:r>
-          </w:p>
-        </w:tc>
-        <w:tc>
-          <w:tcPr>
-            <w:tcW w:type="dxa" w:w="1700"/>
+              <w:t xml:space="preserve">Valor transformado</w:t>
+            </w:r>
+          </w:p>
+        </w:tc>
+        <w:tc>
+          <w:tcPr>
+            <w:tcW w:type="dxa" w:w="1900"/>
             <w:shd w:fill="D9D9D9" w:val="clear"/>
           </w:tcPr>
           <w:p>
@@ -232,29 +232,29 @@
         </w:tc>
         <w:tc>
           <w:tcPr>
-            <w:tcW w:type="dxa" w:w="2600"/>
-          </w:tcPr>
-          <w:p>
-            <w:r>
-              <w:rPr>
-                <w:b w:val="false"/>
-                <w:bCs w:val="false"/>
-              </w:rPr>
-              <w:t xml:space="preserve">1. Robo</w:t>
-            </w:r>
-          </w:p>
-        </w:tc>
-        <w:tc>
-          <w:tcPr>
-            <w:tcW w:type="dxa" w:w="2800"/>
-          </w:tcPr>
-          <w:p>
-            <w:r>
-              <w:rPr>
-                <w:b w:val="false"/>
-                <w:bCs w:val="false"/>
-              </w:rPr>
-              <w:t xml:space="preserve">3 = 'De acuerdo'</w:t>
+            <w:tcW w:type="dxa" w:w="2400"/>
+          </w:tcPr>
+          <w:p>
+            <w:r>
+              <w:rPr>
+                <w:b w:val="false"/>
+                <w:bCs w:val="false"/>
+              </w:rPr>
+              <w:t xml:space="preserve">Opinión/Actitud</w:t>
+            </w:r>
+          </w:p>
+        </w:tc>
+        <w:tc>
+          <w:tcPr>
+            <w:tcW w:type="dxa" w:w="1800"/>
+          </w:tcPr>
+          <w:p>
+            <w:r>
+              <w:rPr>
+                <w:b w:val="false"/>
+                <w:bCs w:val="false"/>
+              </w:rPr>
+              <w:t xml:space="preserve">3 / 4</w:t>
             </w:r>
           </w:p>
         </w:tc>
@@ -274,7 +274,7 @@
         </w:tc>
         <w:tc>
           <w:tcPr>
-            <w:tcW w:type="dxa" w:w="1700"/>
+            <w:tcW w:type="dxa" w:w="1900"/>
           </w:tcPr>
           <w:p>
             <w:r>
@@ -288,7 +288,7 @@
         </w:tc>
         <w:tc>
           <w:tcPr>
-            <w:tcW w:type="dxa" w:w="1700"/>
+            <w:tcW w:type="dxa" w:w="1900"/>
           </w:tcPr>
           <w:p>
             <w:r>
@@ -318,29 +318,29 @@
         </w:tc>
         <w:tc>
           <w:tcPr>
-            <w:tcW w:type="dxa" w:w="2600"/>
-          </w:tcPr>
-          <w:p>
-            <w:r>
-              <w:rPr>
-                <w:b w:val="false"/>
-                <w:bCs w:val="false"/>
-              </w:rPr>
-              <w:t xml:space="preserve">1. Robo</w:t>
-            </w:r>
-          </w:p>
-        </w:tc>
-        <w:tc>
-          <w:tcPr>
-            <w:tcW w:type="dxa" w:w="2800"/>
-          </w:tcPr>
-          <w:p>
-            <w:r>
-              <w:rPr>
-                <w:b w:val="false"/>
-                <w:bCs w:val="false"/>
-              </w:rPr>
-              <w:t xml:space="preserve">0 = 'Ninguna vez'</w:t>
+            <w:tcW w:type="dxa" w:w="2400"/>
+          </w:tcPr>
+          <w:p>
+            <w:r>
+              <w:rPr>
+                <w:b w:val="false"/>
+                <w:bCs w:val="false"/>
+              </w:rPr>
+              <w:t xml:space="preserve">Intención futura</w:t>
+            </w:r>
+          </w:p>
+        </w:tc>
+        <w:tc>
+          <w:tcPr>
+            <w:tcW w:type="dxa" w:w="1800"/>
+          </w:tcPr>
+          <w:p>
+            <w:r>
+              <w:rPr>
+                <w:b w:val="false"/>
+                <w:bCs w:val="false"/>
+              </w:rPr>
+              <w:t xml:space="preserve">0 / 4</w:t>
             </w:r>
           </w:p>
         </w:tc>
@@ -354,35 +354,35 @@
                 <w:b w:val="false"/>
                 <w:bCs w:val="false"/>
               </w:rPr>
-              <w:t xml:space="preserve">Directo</w:t>
-            </w:r>
-          </w:p>
-        </w:tc>
-        <w:tc>
-          <w:tcPr>
-            <w:tcW w:type="dxa" w:w="1700"/>
-          </w:tcPr>
-          <w:p>
-            <w:r>
-              <w:rPr>
-                <w:b w:val="false"/>
-                <w:bCs w:val="false"/>
-              </w:rPr>
-              <w:t xml:space="preserve">0</w:t>
-            </w:r>
-          </w:p>
-        </w:tc>
-        <w:tc>
-          <w:tcPr>
-            <w:tcW w:type="dxa" w:w="1700"/>
-          </w:tcPr>
-          <w:p>
-            <w:r>
-              <w:rPr>
-                <w:b w:val="false"/>
-                <w:bCs w:val="false"/>
-              </w:rPr>
-              <w:t xml:space="preserve">0.00</w:t>
+              <w:t xml:space="preserve">Inverso</w:t>
+            </w:r>
+          </w:p>
+        </w:tc>
+        <w:tc>
+          <w:tcPr>
+            <w:tcW w:type="dxa" w:w="1900"/>
+          </w:tcPr>
+          <w:p>
+            <w:r>
+              <w:rPr>
+                <w:b w:val="false"/>
+                <w:bCs w:val="false"/>
+              </w:rPr>
+              <w:t xml:space="preserve">4</w:t>
+            </w:r>
+          </w:p>
+        </w:tc>
+        <w:tc>
+          <w:tcPr>
+            <w:tcW w:type="dxa" w:w="1900"/>
+          </w:tcPr>
+          <w:p>
+            <w:r>
+              <w:rPr>
+                <w:b w:val="false"/>
+                <w:bCs w:val="false"/>
+              </w:rPr>
+              <w:t xml:space="preserve">1.00</w:t>
             </w:r>
           </w:p>
         </w:tc>
@@ -404,29 +404,29 @@
         </w:tc>
         <w:tc>
           <w:tcPr>
-            <w:tcW w:type="dxa" w:w="2600"/>
-          </w:tcPr>
-          <w:p>
-            <w:r>
-              <w:rPr>
-                <w:b w:val="false"/>
-                <w:bCs w:val="false"/>
-              </w:rPr>
-              <w:t xml:space="preserve">1. Robo</w:t>
-            </w:r>
-          </w:p>
-        </w:tc>
-        <w:tc>
-          <w:tcPr>
-            <w:tcW w:type="dxa" w:w="2800"/>
-          </w:tcPr>
-          <w:p>
-            <w:r>
-              <w:rPr>
-                <w:b w:val="false"/>
-                <w:bCs w:val="false"/>
-              </w:rPr>
-              <w:t xml:space="preserve">1 = 'En desacuerdo'</w:t>
+            <w:tcW w:type="dxa" w:w="2400"/>
+          </w:tcPr>
+          <w:p>
+            <w:r>
+              <w:rPr>
+                <w:b w:val="false"/>
+                <w:bCs w:val="false"/>
+              </w:rPr>
+              <w:t xml:space="preserve">Involucramiento pasado</w:t>
+            </w:r>
+          </w:p>
+        </w:tc>
+        <w:tc>
+          <w:tcPr>
+            <w:tcW w:type="dxa" w:w="1800"/>
+          </w:tcPr>
+          <w:p>
+            <w:r>
+              <w:rPr>
+                <w:b w:val="false"/>
+                <w:bCs w:val="false"/>
+              </w:rPr>
+              <w:t xml:space="preserve">1 / 4</w:t>
             </w:r>
           </w:p>
         </w:tc>
@@ -440,35 +440,35 @@
                 <w:b w:val="false"/>
                 <w:bCs w:val="false"/>
               </w:rPr>
-              <w:t xml:space="preserve">Inverso</w:t>
-            </w:r>
-          </w:p>
-        </w:tc>
-        <w:tc>
-          <w:tcPr>
-            <w:tcW w:type="dxa" w:w="1700"/>
-          </w:tcPr>
-          <w:p>
-            <w:r>
-              <w:rPr>
-                <w:b w:val="false"/>
-                <w:bCs w:val="false"/>
-              </w:rPr>
-              <w:t xml:space="preserve">4−1 = 3</w:t>
-            </w:r>
-          </w:p>
-        </w:tc>
-        <w:tc>
-          <w:tcPr>
-            <w:tcW w:type="dxa" w:w="1700"/>
-          </w:tcPr>
-          <w:p>
-            <w:r>
-              <w:rPr>
-                <w:b w:val="false"/>
-                <w:bCs w:val="false"/>
-              </w:rPr>
-              <w:t xml:space="preserve">0.75</w:t>
+              <w:t xml:space="preserve">Directo</w:t>
+            </w:r>
+          </w:p>
+        </w:tc>
+        <w:tc>
+          <w:tcPr>
+            <w:tcW w:type="dxa" w:w="1900"/>
+          </w:tcPr>
+          <w:p>
+            <w:r>
+              <w:rPr>
+                <w:b w:val="false"/>
+                <w:bCs w:val="false"/>
+              </w:rPr>
+              <w:t xml:space="preserve">1</w:t>
+            </w:r>
+          </w:p>
+        </w:tc>
+        <w:tc>
+          <w:tcPr>
+            <w:tcW w:type="dxa" w:w="1900"/>
+          </w:tcPr>
+          <w:p>
+            <w:r>
+              <w:rPr>
+                <w:b w:val="false"/>
+                <w:bCs w:val="false"/>
+              </w:rPr>
+              <w:t xml:space="preserve">0.25</w:t>
             </w:r>
           </w:p>
         </w:tc>
@@ -490,29 +490,29 @@
         </w:tc>
         <w:tc>
           <w:tcPr>
-            <w:tcW w:type="dxa" w:w="2600"/>
-          </w:tcPr>
-          <w:p>
-            <w:r>
-              <w:rPr>
-                <w:b w:val="false"/>
-                <w:bCs w:val="false"/>
-              </w:rPr>
-              <w:t xml:space="preserve">1. Robo</w:t>
-            </w:r>
-          </w:p>
-        </w:tc>
-        <w:tc>
-          <w:tcPr>
-            <w:tcW w:type="dxa" w:w="2800"/>
-          </w:tcPr>
-          <w:p>
-            <w:r>
-              <w:rPr>
-                <w:b w:val="false"/>
-                <w:bCs w:val="false"/>
-              </w:rPr>
-              <w:t xml:space="preserve">2 = 'Con cierta frecuencia'</w:t>
+            <w:tcW w:type="dxa" w:w="2400"/>
+          </w:tcPr>
+          <w:p>
+            <w:r>
+              <w:rPr>
+                <w:b w:val="false"/>
+                <w:bCs w:val="false"/>
+              </w:rPr>
+              <w:t xml:space="preserve">Escenario/dilema</w:t>
+            </w:r>
+          </w:p>
+        </w:tc>
+        <w:tc>
+          <w:tcPr>
+            <w:tcW w:type="dxa" w:w="1800"/>
+          </w:tcPr>
+          <w:p>
+            <w:r>
+              <w:rPr>
+                <w:b w:val="false"/>
+                <w:bCs w:val="false"/>
+              </w:rPr>
+              <w:t xml:space="preserve">0 / 3</w:t>
             </w:r>
           </w:p>
         </w:tc>
@@ -532,29 +532,29 @@
         </w:tc>
         <w:tc>
           <w:tcPr>
-            <w:tcW w:type="dxa" w:w="1700"/>
-          </w:tcPr>
-          <w:p>
-            <w:r>
-              <w:rPr>
-                <w:b w:val="false"/>
-                <w:bCs w:val="false"/>
-              </w:rPr>
-              <w:t xml:space="preserve">2</w:t>
-            </w:r>
-          </w:p>
-        </w:tc>
-        <w:tc>
-          <w:tcPr>
-            <w:tcW w:type="dxa" w:w="1700"/>
-          </w:tcPr>
-          <w:p>
-            <w:r>
-              <w:rPr>
-                <w:b w:val="false"/>
-                <w:bCs w:val="false"/>
-              </w:rPr>
-              <w:t xml:space="preserve">0.67</w:t>
+            <w:tcW w:type="dxa" w:w="1900"/>
+          </w:tcPr>
+          <w:p>
+            <w:r>
+              <w:rPr>
+                <w:b w:val="false"/>
+                <w:bCs w:val="false"/>
+              </w:rPr>
+              <w:t xml:space="preserve">0</w:t>
+            </w:r>
+          </w:p>
+        </w:tc>
+        <w:tc>
+          <w:tcPr>
+            <w:tcW w:type="dxa" w:w="1900"/>
+          </w:tcPr>
+          <w:p>
+            <w:r>
+              <w:rPr>
+                <w:b w:val="false"/>
+                <w:bCs w:val="false"/>
+              </w:rPr>
+              <w:t xml:space="preserve">0.00</w:t>
             </w:r>
           </w:p>
         </w:tc>
@@ -570,35 +570,35 @@
                 <w:b w:val="false"/>
                 <w:bCs w:val="false"/>
               </w:rPr>
-              <w:t xml:space="preserve">R033</w:t>
-            </w:r>
-          </w:p>
-        </w:tc>
-        <w:tc>
-          <w:tcPr>
-            <w:tcW w:type="dxa" w:w="2600"/>
-          </w:tcPr>
-          <w:p>
-            <w:r>
-              <w:rPr>
-                <w:b w:val="false"/>
-                <w:bCs w:val="false"/>
-              </w:rPr>
-              <w:t xml:space="preserve">9. Acoso Sexual</w:t>
-            </w:r>
-          </w:p>
-        </w:tc>
-        <w:tc>
-          <w:tcPr>
-            <w:tcW w:type="dxa" w:w="2800"/>
-          </w:tcPr>
-          <w:p>
-            <w:r>
-              <w:rPr>
-                <w:b w:val="false"/>
-                <w:bCs w:val="false"/>
-              </w:rPr>
-              <w:t xml:space="preserve">0 = 'Totalmente en desacuerdo'</w:t>
+              <w:t xml:space="preserve">R005</w:t>
+            </w:r>
+          </w:p>
+        </w:tc>
+        <w:tc>
+          <w:tcPr>
+            <w:tcW w:type="dxa" w:w="2400"/>
+          </w:tcPr>
+          <w:p>
+            <w:r>
+              <w:rPr>
+                <w:b w:val="false"/>
+                <w:bCs w:val="false"/>
+              </w:rPr>
+              <w:t xml:space="preserve">Percepción de terceros</w:t>
+            </w:r>
+          </w:p>
+        </w:tc>
+        <w:tc>
+          <w:tcPr>
+            <w:tcW w:type="dxa" w:w="1800"/>
+          </w:tcPr>
+          <w:p>
+            <w:r>
+              <w:rPr>
+                <w:b w:val="false"/>
+                <w:bCs w:val="false"/>
+              </w:rPr>
+              <w:t xml:space="preserve">1 / 3</w:t>
             </w:r>
           </w:p>
         </w:tc>
@@ -618,29 +618,29 @@
         </w:tc>
         <w:tc>
           <w:tcPr>
-            <w:tcW w:type="dxa" w:w="1700"/>
-          </w:tcPr>
-          <w:p>
-            <w:r>
-              <w:rPr>
-                <w:b w:val="false"/>
-                <w:bCs w:val="false"/>
-              </w:rPr>
-              <w:t xml:space="preserve">0</w:t>
-            </w:r>
-          </w:p>
-        </w:tc>
-        <w:tc>
-          <w:tcPr>
-            <w:tcW w:type="dxa" w:w="1700"/>
-          </w:tcPr>
-          <w:p>
-            <w:r>
-              <w:rPr>
-                <w:b w:val="false"/>
-                <w:bCs w:val="false"/>
-              </w:rPr>
-              <w:t xml:space="preserve">0.00</w:t>
+            <w:tcW w:type="dxa" w:w="1900"/>
+          </w:tcPr>
+          <w:p>
+            <w:r>
+              <w:rPr>
+                <w:b w:val="false"/>
+                <w:bCs w:val="false"/>
+              </w:rPr>
+              <w:t xml:space="preserve">1</w:t>
+            </w:r>
+          </w:p>
+        </w:tc>
+        <w:tc>
+          <w:tcPr>
+            <w:tcW w:type="dxa" w:w="1900"/>
+          </w:tcPr>
+          <w:p>
+            <w:r>
+              <w:rPr>
+                <w:b w:val="false"/>
+                <w:bCs w:val="false"/>
+              </w:rPr>
+              <w:t xml:space="preserve">0.33</w:t>
             </w:r>
           </w:p>
         </w:tc>
@@ -656,35 +656,35 @@
                 <w:b w:val="false"/>
                 <w:bCs w:val="false"/>
               </w:rPr>
-              <w:t xml:space="preserve">R034</w:t>
-            </w:r>
-          </w:p>
-        </w:tc>
-        <w:tc>
-          <w:tcPr>
-            <w:tcW w:type="dxa" w:w="2600"/>
-          </w:tcPr>
-          <w:p>
-            <w:r>
-              <w:rPr>
-                <w:b w:val="false"/>
-                <w:bCs w:val="false"/>
-              </w:rPr>
-              <w:t xml:space="preserve">9. Acoso Sexual</w:t>
-            </w:r>
-          </w:p>
-        </w:tc>
-        <w:tc>
-          <w:tcPr>
-            <w:tcW w:type="dxa" w:w="2800"/>
-          </w:tcPr>
-          <w:p>
-            <w:r>
-              <w:rPr>
-                <w:b w:val="false"/>
-                <w:bCs w:val="false"/>
-              </w:rPr>
-              <w:t xml:space="preserve">0 = 'Ninguna vez'</w:t>
+              <w:t xml:space="preserve">R006</w:t>
+            </w:r>
+          </w:p>
+        </w:tc>
+        <w:tc>
+          <w:tcPr>
+            <w:tcW w:type="dxa" w:w="2400"/>
+          </w:tcPr>
+          <w:p>
+            <w:r>
+              <w:rPr>
+                <w:b w:val="false"/>
+                <w:bCs w:val="false"/>
+              </w:rPr>
+              <w:t xml:space="preserve">Opinión/Actitud</w:t>
+            </w:r>
+          </w:p>
+        </w:tc>
+        <w:tc>
+          <w:tcPr>
+            <w:tcW w:type="dxa" w:w="1800"/>
+          </w:tcPr>
+          <w:p>
+            <w:r>
+              <w:rPr>
+                <w:b w:val="false"/>
+                <w:bCs w:val="false"/>
+              </w:rPr>
+              <w:t xml:space="preserve">0 / 4</w:t>
             </w:r>
           </w:p>
         </w:tc>
@@ -704,7 +704,7 @@
         </w:tc>
         <w:tc>
           <w:tcPr>
-            <w:tcW w:type="dxa" w:w="1700"/>
+            <w:tcW w:type="dxa" w:w="1900"/>
           </w:tcPr>
           <w:p>
             <w:r>
@@ -718,7 +718,7 @@
         </w:tc>
         <w:tc>
           <w:tcPr>
-            <w:tcW w:type="dxa" w:w="1700"/>
+            <w:tcW w:type="dxa" w:w="1900"/>
           </w:tcPr>
           <w:p>
             <w:r>
@@ -742,35 +742,35 @@
                 <w:b w:val="false"/>
                 <w:bCs w:val="false"/>
               </w:rPr>
-              <w:t xml:space="preserve">R067</w:t>
-            </w:r>
-          </w:p>
-        </w:tc>
-        <w:tc>
-          <w:tcPr>
-            <w:tcW w:type="dxa" w:w="2600"/>
-          </w:tcPr>
-          <w:p>
-            <w:r>
-              <w:rPr>
-                <w:b w:val="false"/>
-                <w:bCs w:val="false"/>
-              </w:rPr>
-              <w:t xml:space="preserve">19. Ludopatía (Contextual)</w:t>
-            </w:r>
-          </w:p>
-        </w:tc>
-        <w:tc>
-          <w:tcPr>
-            <w:tcW w:type="dxa" w:w="2800"/>
-          </w:tcPr>
-          <w:p>
-            <w:r>
-              <w:rPr>
-                <w:b w:val="false"/>
-                <w:bCs w:val="false"/>
-              </w:rPr>
-              <w:t xml:space="preserve">2 = 'Con cierta frecuencia'</w:t>
+              <w:t xml:space="preserve">R007</w:t>
+            </w:r>
+          </w:p>
+        </w:tc>
+        <w:tc>
+          <w:tcPr>
+            <w:tcW w:type="dxa" w:w="2400"/>
+          </w:tcPr>
+          <w:p>
+            <w:r>
+              <w:rPr>
+                <w:b w:val="false"/>
+                <w:bCs w:val="false"/>
+              </w:rPr>
+              <w:t xml:space="preserve">Involucramiento pasado</w:t>
+            </w:r>
+          </w:p>
+        </w:tc>
+        <w:tc>
+          <w:tcPr>
+            <w:tcW w:type="dxa" w:w="1800"/>
+          </w:tcPr>
+          <w:p>
+            <w:r>
+              <w:rPr>
+                <w:b w:val="false"/>
+                <w:bCs w:val="false"/>
+              </w:rPr>
+              <w:t xml:space="preserve">1 / 4</w:t>
             </w:r>
           </w:p>
         </w:tc>
@@ -790,29 +790,287 @@
         </w:tc>
         <w:tc>
           <w:tcPr>
-            <w:tcW w:type="dxa" w:w="1700"/>
-          </w:tcPr>
-          <w:p>
-            <w:r>
-              <w:rPr>
-                <w:b w:val="false"/>
-                <w:bCs w:val="false"/>
-              </w:rPr>
-              <w:t xml:space="preserve">2</w:t>
-            </w:r>
-          </w:p>
-        </w:tc>
-        <w:tc>
-          <w:tcPr>
-            <w:tcW w:type="dxa" w:w="1700"/>
-          </w:tcPr>
-          <w:p>
-            <w:r>
-              <w:rPr>
-                <w:b w:val="false"/>
-                <w:bCs w:val="false"/>
-              </w:rPr>
-              <w:t xml:space="preserve">0.67</w:t>
+            <w:tcW w:type="dxa" w:w="1900"/>
+          </w:tcPr>
+          <w:p>
+            <w:r>
+              <w:rPr>
+                <w:b w:val="false"/>
+                <w:bCs w:val="false"/>
+              </w:rPr>
+              <w:t xml:space="preserve">1</w:t>
+            </w:r>
+          </w:p>
+        </w:tc>
+        <w:tc>
+          <w:tcPr>
+            <w:tcW w:type="dxa" w:w="1900"/>
+          </w:tcPr>
+          <w:p>
+            <w:r>
+              <w:rPr>
+                <w:b w:val="false"/>
+                <w:bCs w:val="false"/>
+              </w:rPr>
+              <w:t xml:space="preserve">0.25</w:t>
+            </w:r>
+          </w:p>
+        </w:tc>
+      </w:tr>
+      <w:tr>
+        <w:tc>
+          <w:tcPr>
+            <w:tcW w:type="dxa" w:w="1000"/>
+          </w:tcPr>
+          <w:p>
+            <w:r>
+              <w:rPr>
+                <w:b w:val="false"/>
+                <w:bCs w:val="false"/>
+              </w:rPr>
+              <w:t xml:space="preserve">R008</w:t>
+            </w:r>
+          </w:p>
+        </w:tc>
+        <w:tc>
+          <w:tcPr>
+            <w:tcW w:type="dxa" w:w="2400"/>
+          </w:tcPr>
+          <w:p>
+            <w:r>
+              <w:rPr>
+                <w:b w:val="false"/>
+                <w:bCs w:val="false"/>
+              </w:rPr>
+              <w:t xml:space="preserve">Intención futura</w:t>
+            </w:r>
+          </w:p>
+        </w:tc>
+        <w:tc>
+          <w:tcPr>
+            <w:tcW w:type="dxa" w:w="1800"/>
+          </w:tcPr>
+          <w:p>
+            <w:r>
+              <w:rPr>
+                <w:b w:val="false"/>
+                <w:bCs w:val="false"/>
+              </w:rPr>
+              <w:t xml:space="preserve">3 / 4</w:t>
+            </w:r>
+          </w:p>
+        </w:tc>
+        <w:tc>
+          <w:tcPr>
+            <w:tcW w:type="dxa" w:w="1200"/>
+          </w:tcPr>
+          <w:p>
+            <w:r>
+              <w:rPr>
+                <w:b w:val="false"/>
+                <w:bCs w:val="false"/>
+              </w:rPr>
+              <w:t xml:space="preserve">Inverso</w:t>
+            </w:r>
+          </w:p>
+        </w:tc>
+        <w:tc>
+          <w:tcPr>
+            <w:tcW w:type="dxa" w:w="1900"/>
+          </w:tcPr>
+          <w:p>
+            <w:r>
+              <w:rPr>
+                <w:b w:val="false"/>
+                <w:bCs w:val="false"/>
+              </w:rPr>
+              <w:t xml:space="preserve">1</w:t>
+            </w:r>
+          </w:p>
+        </w:tc>
+        <w:tc>
+          <w:tcPr>
+            <w:tcW w:type="dxa" w:w="1900"/>
+          </w:tcPr>
+          <w:p>
+            <w:r>
+              <w:rPr>
+                <w:b w:val="false"/>
+                <w:bCs w:val="false"/>
+              </w:rPr>
+              <w:t xml:space="preserve">0.25</w:t>
+            </w:r>
+          </w:p>
+        </w:tc>
+      </w:tr>
+      <w:tr>
+        <w:tc>
+          <w:tcPr>
+            <w:tcW w:type="dxa" w:w="1000"/>
+          </w:tcPr>
+          <w:p>
+            <w:r>
+              <w:rPr>
+                <w:b w:val="false"/>
+                <w:bCs w:val="false"/>
+              </w:rPr>
+              <w:t xml:space="preserve">R009</w:t>
+            </w:r>
+          </w:p>
+        </w:tc>
+        <w:tc>
+          <w:tcPr>
+            <w:tcW w:type="dxa" w:w="2400"/>
+          </w:tcPr>
+          <w:p>
+            <w:r>
+              <w:rPr>
+                <w:b w:val="false"/>
+                <w:bCs w:val="false"/>
+              </w:rPr>
+              <w:t xml:space="preserve">Escenario/dilema</w:t>
+            </w:r>
+          </w:p>
+        </w:tc>
+        <w:tc>
+          <w:tcPr>
+            <w:tcW w:type="dxa" w:w="1800"/>
+          </w:tcPr>
+          <w:p>
+            <w:r>
+              <w:rPr>
+                <w:b w:val="false"/>
+                <w:bCs w:val="false"/>
+              </w:rPr>
+              <w:t xml:space="preserve">1 / 3</w:t>
+            </w:r>
+          </w:p>
+        </w:tc>
+        <w:tc>
+          <w:tcPr>
+            <w:tcW w:type="dxa" w:w="1200"/>
+          </w:tcPr>
+          <w:p>
+            <w:r>
+              <w:rPr>
+                <w:b w:val="false"/>
+                <w:bCs w:val="false"/>
+              </w:rPr>
+              <w:t xml:space="preserve">Directo</w:t>
+            </w:r>
+          </w:p>
+        </w:tc>
+        <w:tc>
+          <w:tcPr>
+            <w:tcW w:type="dxa" w:w="1900"/>
+          </w:tcPr>
+          <w:p>
+            <w:r>
+              <w:rPr>
+                <w:b w:val="false"/>
+                <w:bCs w:val="false"/>
+              </w:rPr>
+              <w:t xml:space="preserve">1</w:t>
+            </w:r>
+          </w:p>
+        </w:tc>
+        <w:tc>
+          <w:tcPr>
+            <w:tcW w:type="dxa" w:w="1900"/>
+          </w:tcPr>
+          <w:p>
+            <w:r>
+              <w:rPr>
+                <w:b w:val="false"/>
+                <w:bCs w:val="false"/>
+              </w:rPr>
+              <w:t xml:space="preserve">0.33</w:t>
+            </w:r>
+          </w:p>
+        </w:tc>
+      </w:tr>
+      <w:tr>
+        <w:tc>
+          <w:tcPr>
+            <w:tcW w:type="dxa" w:w="1000"/>
+          </w:tcPr>
+          <w:p>
+            <w:r>
+              <w:rPr>
+                <w:b w:val="false"/>
+                <w:bCs w:val="false"/>
+              </w:rPr>
+              <w:t xml:space="preserve">R010</w:t>
+            </w:r>
+          </w:p>
+        </w:tc>
+        <w:tc>
+          <w:tcPr>
+            <w:tcW w:type="dxa" w:w="2400"/>
+          </w:tcPr>
+          <w:p>
+            <w:r>
+              <w:rPr>
+                <w:b w:val="false"/>
+                <w:bCs w:val="false"/>
+              </w:rPr>
+              <w:t xml:space="preserve">Percepción de terceros</w:t>
+            </w:r>
+          </w:p>
+        </w:tc>
+        <w:tc>
+          <w:tcPr>
+            <w:tcW w:type="dxa" w:w="1800"/>
+          </w:tcPr>
+          <w:p>
+            <w:r>
+              <w:rPr>
+                <w:b w:val="false"/>
+                <w:bCs w:val="false"/>
+              </w:rPr>
+              <w:t xml:space="preserve">0 / 3</w:t>
+            </w:r>
+          </w:p>
+        </w:tc>
+        <w:tc>
+          <w:tcPr>
+            <w:tcW w:type="dxa" w:w="1200"/>
+          </w:tcPr>
+          <w:p>
+            <w:r>
+              <w:rPr>
+                <w:b w:val="false"/>
+                <w:bCs w:val="false"/>
+              </w:rPr>
+              <w:t xml:space="preserve">Directo</w:t>
+            </w:r>
+          </w:p>
+        </w:tc>
+        <w:tc>
+          <w:tcPr>
+            <w:tcW w:type="dxa" w:w="1900"/>
+          </w:tcPr>
+          <w:p>
+            <w:r>
+              <w:rPr>
+                <w:b w:val="false"/>
+                <w:bCs w:val="false"/>
+              </w:rPr>
+              <w:t xml:space="preserve">0</w:t>
+            </w:r>
+          </w:p>
+        </w:tc>
+        <w:tc>
+          <w:tcPr>
+            <w:tcW w:type="dxa" w:w="1900"/>
+          </w:tcPr>
+          <w:p>
+            <w:r>
+              <w:rPr>
+                <w:b w:val="false"/>
+                <w:bCs w:val="false"/>
+              </w:rPr>
+              <w:t xml:space="preserve">0.00</w:t>
             </w:r>
           </w:p>
         </w:tc>
@@ -828,7 +1086,7 @@
         <w:spacing w:after="150"/>
       </w:pPr>
       <w:r>
-        <w:t xml:space="preserve">Cada valor de reactivo se ajusta según su dirección (Paso 1 de la Fase 6): en los reactivos Directos, el valor de reactivo es igual a la respuesta cruda; en el reactivo Inverso (R003), el valor de reactivo es Valor_máximo (4) menos la respuesta cruda (1) = 3. Después, cada valor de reactivo se normaliza dividiéndolo entre su propio Valor_máximo (Paso 2), quedando siempre en una escala de 0 (menor riesgo) a 1 (mayor riesgo).</w:t>
+        <w:t xml:space="preserve">Cada valor se ajusta según su dirección (Paso 1 de la Fase 6): en los reactivos Directos, el valor transformado es igual a la respuesta cruda; en los reactivos Inversos (R002, R008), el valor transformado es Valor_máximo menos la respuesta cruda. Después, cada valor se normaliza dividiéndolo entre su propio Valor_máximo (Paso 2), quedando siempre en una escala de 0 (menor riesgo) a 1 (mayor riesgo), sin importar la dirección del reactivo.</w:t>
       </w:r>
     </w:p>
     <w:p>
@@ -845,23 +1103,23 @@
         <w:spacing w:after="150"/>
       </w:pPr>
       <w:r>
-        <w:t xml:space="preserve">Dimensión 1 — Robo: promedio de R001 (0.75), R002 (0.00), R003 (0.75) y R004 (0.67) = (0.75+0.00+0.75+0.67)/4 = 0.54.</w:t>
-      </w:r>
-    </w:p>
-    <w:p>
-      <w:pPr>
-        <w:spacing w:after="150"/>
-      </w:pPr>
-      <w:r>
-        <w:t xml:space="preserve">Dimensión 9 — Acoso Sexual: con los 2 reactivos disponibles en este ejemplo (R033=0.00, R034=0.00), el puntaje ilustrativo de la dimensión es 0.00. [INFERENCIA] En una aplicación real, este promedio incluiría también los otros 2 reactivos de la dimensión, no usados en este ejemplo abreviado.</w:t>
-      </w:r>
-    </w:p>
-    <w:p>
-      <w:pPr>
-        <w:spacing w:after="150"/>
-      </w:pPr>
-      <w:r>
-        <w:t xml:space="preserve">Dimensión 19 — Ludopatía (Factor Contextual): con el único reactivo disponible en este ejemplo (R067 = 0.67), el puntaje ilustrativo de la dimensión es 0.67. Al ser una dimensión Contextual, este puntaje se reporta aparte y NUNCA se suma al IGI (ver Fase 6, Sección 5).</w:t>
+        <w:t xml:space="preserve">Dimensión 1 — Robo: promedio de los 10 valores normalizados de la tabla anterior = 0.317 (riesgo, 0-1).</w:t>
+      </w:r>
+    </w:p>
+    <w:p>
+      <w:pPr>
+        <w:spacing w:after="150"/>
+      </w:pPr>
+      <w:r>
+        <w:t xml:space="preserve">Dimensión 9 — Acoso Sexual: con un patrón de respuestas de bajo riesgo en sus 10 reactivos (R081-R090), el puntaje de la dimensión en este ejemplo es 0.000 (riesgo, 0-1).</w:t>
+      </w:r>
+    </w:p>
+    <w:p>
+      <w:pPr>
+        <w:spacing w:after="150"/>
+      </w:pPr>
+      <w:r>
+        <w:t xml:space="preserve">Dimensión 19 — Ludopatía (Factor Contextual): con sus 10 reactivos (R181-R190), el puntaje de la dimensión en este ejemplo es 0.500 (riesgo, 0-1). Al ser una dimensión Contextual, este puntaje se reporta aparte y NUNCA se suma al PRB ni al IGI (ver Fase 6, Sección 5), aunque desde la Versión 4 tenga el mismo número de reactivos y pares espejo que las dimensiones Núcleo.</w:t>
       </w:r>
     </w:p>
     <w:p>
@@ -876,7 +1134,7 @@
         <w:t xml:space="preserve">[HIPÓTESIS] </w:t>
       </w:r>
       <w:r>
-        <w:t xml:space="preserve"> Para las 10 dimensiones Núcleo restantes no evaluadas en este ejemplo abreviado (Mentira, Fraude, Irresponsabilidad, Soborno, Deslealtad, Favoritismo, Abuso de Recursos, Maltrato Laboral, Discriminación y Asociación Criminal), se asigna un valor de marcador de 0.30 a cada una, únicamente para poder ilustrar la fórmula de ponderación completa de la Sección 3. Este valor NO proviene de ningún dato real ni de 'Persona X'; es un supuesto de demostración explícito.</w:t>
+        <w:t xml:space="preserve"> Para las 10 dimensiones Núcleo restantes no evaluadas en este ejemplo abreviado (Mentira, Fraude, Irresponsabilidad, Soborno, Deslealtad, Favoritismo, Abuso de Recursos, Maltrato Laboral, Discriminación y Asociación Criminal), se asigna un valor de marcador de 0.30 (riesgo, 0-1) a cada una, únicamente para poder ilustrar la fórmula de ponderación completa de la Sección 3. Este valor NO proviene de ningún dato real ni de 'Persona X'; es un supuesto de demostración explícito.</w:t>
       </w:r>
     </w:p>
     <w:p>
@@ -885,7 +1143,7 @@
         <w:spacing w:after="200" w:before="400"/>
       </w:pPr>
       <w:r>
-        <w:t xml:space="preserve">3. Ponderación y cálculo del IGI, antes de aplicar indicadores de validez</w:t>
+        <w:t xml:space="preserve">3. Ponderación y cálculo del Puntaje de Riesgo Base (PRB), antes de validez</w:t>
       </w:r>
     </w:p>
     <w:p>
@@ -904,7 +1162,7 @@
         <w:rPr>
           <w:rFonts w:ascii="Courier New" w:cs="Courier New" w:eastAsia="Courier New" w:hAnsi="Courier New"/>
         </w:rPr>
-        <w:t xml:space="preserve">IGI_preliminar = (0.54×1/12) + (0.00×1/12) + (0.30×1/12)×10 dimensiones restantes</w:t>
+        <w:t xml:space="preserve">PRB_preliminar = (0.317×1/12) + (0.000×1/12) + (0.30×1/12)×10 dimensiones restantes</w:t>
       </w:r>
     </w:p>
     <w:p>
@@ -915,7 +1173,7 @@
         <w:rPr>
           <w:rFonts w:ascii="Courier New" w:cs="Courier New" w:eastAsia="Courier New" w:hAnsi="Courier New"/>
         </w:rPr>
-        <w:t xml:space="preserve">IGI_preliminar = 0.0450 + 0.0000 + 0.2500 = 0.2950 ≈ 29.5 / 100</w:t>
+        <w:t xml:space="preserve">PRB_preliminar = 0.0264 + 0.0000 + 0.2500 = 0.2764</w:t>
       </w:r>
     </w:p>
     <w:p>
@@ -926,7 +1184,7 @@
         <w:rPr>
           <w:rFonts w:ascii="Courier New" w:cs="Courier New" w:eastAsia="Courier New" w:hAnsi="Courier New"/>
         </w:rPr>
-        <w:t xml:space="preserve">IIC_preliminar = 1 − 0.2950 = 0.7050 ≈ 70.5 / 100</w:t>
+        <w:t xml:space="preserve">IGI_preliminar = (1 − PRB_preliminar) × 100 × 0.95 = (1 − 0.2764) × 100 × 0.95 ≈ 68.74 / 95</w:t>
       </w:r>
     </w:p>
     <w:p>
@@ -935,23 +1193,23 @@
         <w:spacing w:after="200" w:before="400"/>
       </w:pPr>
       <w:r>
-        <w:t xml:space="preserve">4. Aplicación de un indicador de validez: Contradicción en el par espejo de la Dimensión 1</w:t>
-      </w:r>
-    </w:p>
-    <w:p>
-      <w:pPr>
-        <w:spacing w:after="150"/>
-      </w:pPr>
-      <w:r>
-        <w:t xml:space="preserve">R001 (Opinión, dirección Directo) y R002 (Involucramiento pasado, dirección Directo) forman el par espejo obligatorio de la Dimensión 1 — Robo, definido en la Fase 2 (Sección 4). Sus valores normalizados son 0.75 (R001) y 0.00 (R002): la regla de tolerancia de la Fase 2 marca esto como una contradicción, porque las respuestas caen en polos opuestos de sus respectivas escalas (una actitud de alto riesgo declarada — 'de acuerdo' con la racionalización de la sustracción — junto con un historial auto-reportado de riesgo nulo — 'ninguna vez' se llevó algo del trabajo).</w:t>
-      </w:r>
-    </w:p>
-    <w:p>
-      <w:pPr>
-        <w:spacing w:after="150"/>
-      </w:pPr>
-      <w:r>
-        <w:t xml:space="preserve">El par espejo de la Dimensión 9 (R033-R034) no muestra contradicción: ambos reactivos coinciden en el polo de menor riesgo (0.00 y 0.00), por lo que es consistente.</w:t>
+        <w:t xml:space="preserve">4. Aplicación de un indicador de validez: Contradicción en el par espejo 1 de la Dimensión 1</w:t>
+      </w:r>
+    </w:p>
+    <w:p>
+      <w:pPr>
+        <w:spacing w:after="150"/>
+      </w:pPr>
+      <w:r>
+        <w:t xml:space="preserve">R001 (Opinión/Actitud, Directo) y R002 (Intención futura, Inverso) forman el Par espejo 1 de la Dimensión 1 — Robo, definido en la Fase 2 (Sección 4). Sus valores normalizados son 0.75 (R001) y 1.00 (R002): la regla de tolerancia de la Fase 2 marca esto como una contradicción, porque ambas caen en el polo de ALTO riesgo — 'de acuerdo' con la racionalización de la sustracción (R001), y a la vez 'en desacuerdo' con la intención de reportar una sustracción ajena (R002) —, cuando el par espejo espera que una actitud de alto riesgo se refleje también en una intención más débil de actuar con integridad, no que ambas coincidan de forma perfectamente consistente en el mismo extremo sin matices; en este ejemplo se usa deliberadamente para ilustrar el mecanismo, no como caso típico.</w:t>
+      </w:r>
+    </w:p>
+    <w:p>
+      <w:pPr>
+        <w:spacing w:after="150"/>
+      </w:pPr>
+      <w:r>
+        <w:t xml:space="preserve">El Par espejo 1 de la Dimensión 9 (R081-R082) no muestra contradicción: ambos reactivos coinciden en el polo de menor riesgo, por lo que es consistente.</w:t>
       </w:r>
     </w:p>
     <w:p>
@@ -960,7 +1218,7 @@
         <w:spacing w:after="200" w:before="400"/>
       </w:pPr>
       <w:r>
-        <w:t xml:space="preserve">5. Invalidación parcial y renormalización de pesos</w:t>
+        <w:t xml:space="preserve">5. Invalidación parcial: el número NO cambia, solo su color de presentación</w:t>
       </w:r>
     </w:p>
     <w:p>
@@ -975,15 +1233,15 @@
         <w:t xml:space="preserve">[HECHO] </w:t>
       </w:r>
       <w:r>
-        <w:t xml:space="preserve"> Conforme a la Fase 2 (Sección 5.5) y a la Fase 6 (Sección 8.1), 1 contradicción detectada en un par espejo invalida parcialmente esa dimensión: la Dimensión 1 — Robo se excluye del cálculo del IGI de esta aplicación de 'Persona X' y se reporta como 'no concluyente'.</w:t>
-      </w:r>
-    </w:p>
-    <w:p>
-      <w:pPr>
-        <w:spacing w:after="150"/>
-      </w:pPr>
-      <w:r>
-        <w:t xml:space="preserve">Con la Dimensión 1 excluida, quedan 11 dimensiones Núcleo evaluables en este ejemplo (las 12 originales menos Robo). Los pesos se renormalizan para que vuelvan a sumar 100% entre esas 11:</w:t>
+        <w:t xml:space="preserve"> George corrigió (2026-09-10, DECISIONS.md punto 23) que la invalidación nunca debe cambiar el número calculado. Conforme a la Fase 2 (Sección 5.5) y a la Fase 6 (Sección 10), 1 contradicción detectada en un par espejo invalida parcialmente esa dimensión, pero la Dimensión 1 — Robo SIGUE calculándose y SIGUE entrando al PRB/IGI con su valor real; lo único que cambia es que se muestra en color gris con una advertencia, en vez de su color de semáforo normal.</w:t>
+      </w:r>
+    </w:p>
+    <w:p>
+      <w:pPr>
+        <w:spacing w:after="150"/>
+      </w:pPr>
+      <w:r>
+        <w:t xml:space="preserve">Por lo tanto, el PRB y el IGI finales de 'Persona X' son exactamente los mismos que el preliminar de la Sección 3 — no hay exclusión ni renormalización de pesos:</w:t>
       </w:r>
     </w:p>
     <w:p>
@@ -994,7 +1252,7 @@
         <w:rPr>
           <w:rFonts w:ascii="Courier New" w:cs="Courier New" w:eastAsia="Courier New" w:hAnsi="Courier New"/>
         </w:rPr>
-        <w:t xml:space="preserve">Peso_renormalizado_i = (1/12) / (11/12) = 1/11 ≈ 9.09% cada una</w:t>
+        <w:t xml:space="preserve">PRB_final = PRB_preliminar = 0.2764</w:t>
       </w:r>
     </w:p>
     <w:p>
@@ -1005,26 +1263,15 @@
         <w:rPr>
           <w:rFonts w:ascii="Courier New" w:cs="Courier New" w:eastAsia="Courier New" w:hAnsi="Courier New"/>
         </w:rPr>
-        <w:t xml:space="preserve">IGI_final = (0.00×1/11) + (0.30×1/11)×10 = 0.0000 + 0.2727 = 0.2727 ≈ 27.3 / 100</w:t>
-      </w:r>
-    </w:p>
-    <w:p>
-      <w:pPr>
-        <w:spacing w:after="150"/>
-      </w:pPr>
-      <w:r>
-        <w:rPr>
-          <w:rFonts w:ascii="Courier New" w:cs="Courier New" w:eastAsia="Courier New" w:hAnsi="Courier New"/>
-        </w:rPr>
-        <w:t xml:space="preserve">IIC_final = 1 − 0.2727 = 0.7273 ≈ 72.7 / 100</w:t>
-      </w:r>
-    </w:p>
-    <w:p>
-      <w:pPr>
-        <w:spacing w:after="150"/>
-      </w:pPr>
-      <w:r>
-        <w:t xml:space="preserve">Como no hubo invalidación total (solo 1 contradicción, por debajo del umbral de 3 que definiría invalidación total, Fase 2 Sección 5.4), el resultado de 'Persona X' sigue siendo válido para uso en la capa de decisión empresarial, con la nota explícita de que la Dimensión 1 — Robo no es concluyente y debe interpretarse con cautela adicional (por ejemplo, complementando con una entrevista dirigida a esa dimensión específica).</w:t>
+        <w:t xml:space="preserve">IGI_final = (1 − 0.2764) × 100 × 0.95 ≈ 68.74 / 95</w:t>
+      </w:r>
+    </w:p>
+    <w:p>
+      <w:pPr>
+        <w:spacing w:after="150"/>
+      </w:pPr>
+      <w:r>
+        <w:t xml:space="preserve">Como no hubo invalidación total (solo 1 contradicción, por debajo del umbral de la Fase 2 Sección 5.4 que definiría invalidación total), el resultado de 'Persona X' sigue siendo válido para uso en la capa de decisión empresarial. La Dimensión 1 — Robo se muestra en color GRIS (en vez de su color de semáforo) con una nota explícita de que mostró un patrón de respuesta inconsistente y debe interpretarse con cautela adicional (por ejemplo, complementando con una entrevista dirigida a esa dimensión específica); el resto del IGI y de las demás dimensiones se muestra con su color de semáforo normal.</w:t>
       </w:r>
     </w:p>
     <w:p>
@@ -1041,23 +1288,23 @@
         <w:spacing w:after="150"/>
       </w:pPr>
       <w:r>
-        <w:t xml:space="preserve">Encabezado del perfil: 'Tu puntaje de integridad: 73/100' (IIC_final × 100, redondeado).</w:t>
-      </w:r>
-    </w:p>
-    <w:p>
-      <w:pPr>
-        <w:spacing w:after="150"/>
-      </w:pPr>
-      <w:r>
-        <w:t xml:space="preserve">Nota de transparencia (Fase 6, Sección 8.1 y Fase 10, Sección 2.3): mensaje breve indicando que una de las secciones del test mostró respuestas poco consistentes entre sí y se marcó como no concluyente, invitando a revisar esa sección si la persona lo desea.</w:t>
-      </w:r>
-    </w:p>
-    <w:p>
-      <w:pPr>
-        <w:spacing w:after="150"/>
-      </w:pPr>
-      <w:r>
-        <w:t xml:space="preserve">Puntaje de Ludopatía (Factor Contextual, reportado aparte): 0.67 normalizado (equivalente a 33/100 en escala de integridad, es decir, riesgo relativamente alto en esta dimensión específica de contexto, sin afectar el puntaje general).</w:t>
+        <w:t xml:space="preserve">Encabezado del perfil: 'Tu Índice General de Integridad: 69/95' (IGI_final, redondeado), con su color de semáforo según el nivel de corte que le corresponda (Fase 6, Sección 9; percentiles exactos pendientes de muestra piloto).</w:t>
+      </w:r>
+    </w:p>
+    <w:p>
+      <w:pPr>
+        <w:spacing w:after="150"/>
+      </w:pPr>
+      <w:r>
+        <w:t xml:space="preserve">Nota de transparencia (Fase 6, Sección 10, y Fase 10, Sección 2.3): la Dimensión 1 — Robo se muestra en gris con un mensaje breve indicando que esa sección del test mostró respuestas poco consistentes entre sí, invitando a revisar esa sección si la persona lo desea. El número de esa dimensión se sigue mostrando; no se oculta ni se excluye.</w:t>
+      </w:r>
+    </w:p>
+    <w:p>
+      <w:pPr>
+        <w:spacing w:after="150"/>
+      </w:pPr>
+      <w:r>
+        <w:t xml:space="preserve">Puntaje de Ludopatía (Factor Contextual, reportado aparte): IGI_dimensión ≈ 47.5 / 95, sin afectar el IGI general.</w:t>
       </w:r>
     </w:p>
     <w:p>
@@ -1074,15 +1321,15 @@
         <w:spacing w:after="150"/>
       </w:pPr>
       <w:r>
-        <w:t xml:space="preserve">IGI final reportado al reclutador: 27.3/100 (riesgo relativamente bajo, con la salvedad de la Dimensión 1 — Robo marcada como no concluyente por inconsistencia en el par espejo).</w:t>
-      </w:r>
-    </w:p>
-    <w:p>
-      <w:pPr>
-        <w:spacing w:after="150"/>
-      </w:pPr>
-      <w:r>
-        <w:t xml:space="preserve">Recomendación operativa [HIPÓTESIS, no vinculante]: dado que la Dimensión 1 (Robo) forma parte de la Base obligatoria del instrumento y quedó no concluyente, se sugiere al reclutador no descartar candidatos únicamente por este resultado, sino complementar con una pregunta dirigida en la entrevista sobre manejo de bienes/recursos ajenos antes de tomar una decisión final.</w:t>
+        <w:t xml:space="preserve">IGI final reportado al reclutador: 68.7/95, con la salvedad de la Dimensión 1 — Robo mostrada en gris por inconsistencia en su Par espejo 1 (mismo número, presentación distinta).</w:t>
+      </w:r>
+    </w:p>
+    <w:p>
+      <w:pPr>
+        <w:spacing w:after="150"/>
+      </w:pPr>
+      <w:r>
+        <w:t xml:space="preserve">Recomendación operativa [HIPÓTESIS, no vinculante]: dado que la Dimensión 1 (Robo) forma parte de la Base obligatoria del instrumento y su par espejo mostró inconsistencia, se sugiere al reclutador no descartar candidatos únicamente por este resultado, sino complementar con una pregunta dirigida en la entrevista sobre manejo de bienes/recursos ajenos antes de tomar una decisión final.</w:t>
       </w:r>
     </w:p>
     <w:sectPr>

--- a/Fase7_Ejemplo_Calculo.docx
+++ b/Fase7_Ejemplo_Calculo.docx
@@ -1280,31 +1280,59 @@
         <w:spacing w:after="200" w:before="400"/>
       </w:pPr>
       <w:r>
-        <w:t xml:space="preserve">6. Resultado en la capa individual (perfil viral)</w:t>
-      </w:r>
-    </w:p>
-    <w:p>
-      <w:pPr>
-        <w:spacing w:after="150"/>
-      </w:pPr>
-      <w:r>
-        <w:t xml:space="preserve">Encabezado del perfil: 'Tu Índice General de Integridad: 69/95' (IGI_final, redondeado), con su color de semáforo según el nivel de corte que le corresponda (Fase 6, Sección 9; percentiles exactos pendientes de muestra piloto).</w:t>
-      </w:r>
-    </w:p>
-    <w:p>
-      <w:pPr>
-        <w:spacing w:after="150"/>
-      </w:pPr>
-      <w:r>
-        <w:t xml:space="preserve">Nota de transparencia (Fase 6, Sección 10, y Fase 10, Sección 2.3): la Dimensión 1 — Robo se muestra en gris con un mensaje breve indicando que esa sección del test mostró respuestas poco consistentes entre sí, invitando a revisar esa sección si la persona lo desea. El número de esa dimensión se sigue mostrando; no se oculta ni se excluye.</w:t>
-      </w:r>
-    </w:p>
-    <w:p>
-      <w:pPr>
-        <w:spacing w:after="150"/>
-      </w:pPr>
-      <w:r>
-        <w:t xml:space="preserve">Puntaje de Ludopatía (Factor Contextual, reportado aparte): IGI_dimensión ≈ 47.5 / 95, sin afectar el IGI general.</w:t>
+        <w:t xml:space="preserve">6. Intervalo de confianza del 95% del IGI (SEM)</w:t>
+      </w:r>
+    </w:p>
+    <w:p>
+      <w:pPr>
+        <w:spacing w:after="150"/>
+      </w:pPr>
+      <w:r>
+        <w:rPr>
+          <w:b/>
+          <w:bCs/>
+        </w:rPr>
+        <w:t xml:space="preserve">[HECHO] </w:t>
+      </w:r>
+      <w:r>
+        <w:t xml:space="preserve"> Conforme a DECISIONS.md punto 32 y a la Fase 6, Sección 9, el IGI nunca debe reportarse como un número puntual aislado: se le agrega su error estándar de medición (SEM) y el intervalo de confianza del 95% que resulta de él, calculados sobre el IGI_final ya obtenido en la Sección 5 (después del tope del 95%, antes de cualquier redondeo de presentación).</w:t>
+      </w:r>
+    </w:p>
+    <w:p>
+      <w:pPr>
+        <w:spacing w:after="150"/>
+      </w:pPr>
+      <w:r>
+        <w:rPr>
+          <w:rFonts w:ascii="Courier New" w:cs="Courier New" w:eastAsia="Courier New" w:hAnsi="Courier New"/>
+        </w:rPr>
+        <w:t xml:space="preserve">SEM = DesviaciónEstándar_muestra_referencia × √(1 − Confiabilidad_IGI)</w:t>
+      </w:r>
+    </w:p>
+    <w:p>
+      <w:pPr>
+        <w:spacing w:after="150"/>
+      </w:pPr>
+      <w:r>
+        <w:rPr>
+          <w:rFonts w:ascii="Courier New" w:cs="Courier New" w:eastAsia="Courier New" w:hAnsi="Courier New"/>
+        </w:rPr>
+        <w:t xml:space="preserve">IC_95% = 68.74 ± 1.96 × SEM</w:t>
+      </w:r>
+    </w:p>
+    <w:p>
+      <w:pPr>
+        <w:spacing w:after="150"/>
+      </w:pPr>
+      <w:r>
+        <w:rPr>
+          <w:b/>
+          <w:bCs/>
+        </w:rPr>
+        <w:t xml:space="preserve">[DESCONOCIDO] </w:t>
+      </w:r>
+      <w:r>
+        <w:t xml:space="preserve"> Confiabilidad_IGI (Omega de McDonald, DECISIONS.md punto 30) y DesviaciónEstándar_muestra_referencia todavía no existen porque dependen de la muestra piloto real (Fase 8-9), así que en este ejemplo el IC_95% se muestra como [PENDIENTE DE DATO PILOTO], igual que en Fase6_Matriz_Scoring.xlsx (hoja 'SEM_IC') — nunca se inventa un valor de referencia. El formato final, una vez exista el dato, sería del tipo 'IGI: 68 [IC 95%: 63-73]', para que quien lea el resultado no trate diferencias pequeñas entre dos personas (por ejemplo 68 vs. 70) como una diferencia real de integridad.</w:t>
       </w:r>
     </w:p>
     <w:p>
@@ -1313,23 +1341,510 @@
         <w:spacing w:after="200" w:before="400"/>
       </w:pPr>
       <w:r>
-        <w:t xml:space="preserve">7. Resultado en la capa empresarial (reporte de riesgo)</w:t>
-      </w:r>
-    </w:p>
-    <w:p>
-      <w:pPr>
-        <w:spacing w:after="150"/>
-      </w:pPr>
-      <w:r>
-        <w:t xml:space="preserve">IGI final reportado al reclutador: 68.7/95, con la salvedad de la Dimensión 1 — Robo mostrada en gris por inconsistencia en su Par espejo 1 (mismo número, presentación distinta).</w:t>
-      </w:r>
-    </w:p>
-    <w:p>
-      <w:pPr>
-        <w:spacing w:after="150"/>
-      </w:pPr>
-      <w:r>
-        <w:t xml:space="preserve">Recomendación operativa [HIPÓTESIS, no vinculante]: dado que la Dimensión 1 (Robo) forma parte de la Base obligatoria del instrumento y su par espejo mostró inconsistencia, se sugiere al reclutador no descartar candidatos únicamente por este resultado, sino complementar con una pregunta dirigida en la entrevista sobre manejo de bienes/recursos ajenos antes de tomar una decisión final.</w:t>
+        <w:t xml:space="preserve">7. Escala de Deseabilidad Social de 'Persona X' (5º indicador de validez del protocolo)</w:t>
+      </w:r>
+    </w:p>
+    <w:p>
+      <w:pPr>
+        <w:spacing w:after="150"/>
+      </w:pPr>
+      <w:r>
+        <w:rPr>
+          <w:b/>
+          <w:bCs/>
+        </w:rPr>
+        <w:t xml:space="preserve">[HECHO] </w:t>
+      </w:r>
+      <w:r>
+        <w:t xml:space="preserve"> Además de los 4 indicadores de validez ya ilustrados (Sección 4), 'Persona X' también responde los 8 reactivos de la Escala de Deseabilidad Social (DECISIONS.md punto 35, Fase 12 Sección 7), que NO entran al PRB ni al IGI ni a ninguna dimensión: son un indicador de validez del protocolo, independiente de las 21 dimensiones.</w:t>
+      </w:r>
+    </w:p>
+    <w:tbl>
+      <w:tblPr>
+        <w:tblW w:type="dxa" w:w="7600"/>
+        <w:tblBorders>
+          <w:top w:val="single" w:color="auto" w:sz="4"/>
+          <w:left w:val="single" w:color="auto" w:sz="4"/>
+          <w:bottom w:val="single" w:color="auto" w:sz="4"/>
+          <w:right w:val="single" w:color="auto" w:sz="4"/>
+          <w:insideH w:val="single" w:color="auto" w:sz="4"/>
+          <w:insideV w:val="single" w:color="auto" w:sz="4"/>
+        </w:tblBorders>
+      </w:tblPr>
+      <w:tblGrid>
+        <w:gridCol w:w="1200"/>
+        <w:gridCol w:w="2200"/>
+        <w:gridCol w:w="4200"/>
+      </w:tblGrid>
+      <w:tr>
+        <w:tc>
+          <w:tcPr>
+            <w:tcW w:type="dxa" w:w="1200"/>
+            <w:shd w:fill="D9D9D9" w:val="clear"/>
+          </w:tcPr>
+          <w:p>
+            <w:r>
+              <w:rPr>
+                <w:b/>
+                <w:bCs/>
+              </w:rPr>
+              <w:t xml:space="preserve">Reactivo</w:t>
+            </w:r>
+          </w:p>
+        </w:tc>
+        <w:tc>
+          <w:tcPr>
+            <w:tcW w:type="dxa" w:w="2200"/>
+            <w:shd w:fill="D9D9D9" w:val="clear"/>
+          </w:tcPr>
+          <w:p>
+            <w:r>
+              <w:rPr>
+                <w:b/>
+                <w:bCs/>
+              </w:rPr>
+              <w:t xml:space="preserve">Respuesta (0-4)</w:t>
+            </w:r>
+          </w:p>
+        </w:tc>
+        <w:tc>
+          <w:tcPr>
+            <w:tcW w:type="dxa" w:w="4200"/>
+            <w:shd w:fill="D9D9D9" w:val="clear"/>
+          </w:tcPr>
+          <w:p>
+            <w:r>
+              <w:rPr>
+                <w:b/>
+                <w:bCs/>
+              </w:rPr>
+              <w:t xml:space="preserve">Endosado ('De acuerdo'/'Totalmente de acuerdo')</w:t>
+            </w:r>
+          </w:p>
+        </w:tc>
+      </w:tr>
+      <w:tr>
+        <w:tc>
+          <w:tcPr>
+            <w:tcW w:type="dxa" w:w="1200"/>
+          </w:tcPr>
+          <w:p>
+            <w:r>
+              <w:rPr>
+                <w:b w:val="false"/>
+                <w:bCs w:val="false"/>
+              </w:rPr>
+              <w:t xml:space="preserve">DS01</w:t>
+            </w:r>
+          </w:p>
+        </w:tc>
+        <w:tc>
+          <w:tcPr>
+            <w:tcW w:type="dxa" w:w="2200"/>
+          </w:tcPr>
+          <w:p>
+            <w:r>
+              <w:rPr>
+                <w:b w:val="false"/>
+                <w:bCs w:val="false"/>
+              </w:rPr>
+              <w:t xml:space="preserve">3 / 4</w:t>
+            </w:r>
+          </w:p>
+        </w:tc>
+        <w:tc>
+          <w:tcPr>
+            <w:tcW w:type="dxa" w:w="4200"/>
+          </w:tcPr>
+          <w:p>
+            <w:r>
+              <w:rPr>
+                <w:b w:val="false"/>
+                <w:bCs w:val="false"/>
+              </w:rPr>
+              <w:t xml:space="preserve">Sí</w:t>
+            </w:r>
+          </w:p>
+        </w:tc>
+      </w:tr>
+      <w:tr>
+        <w:tc>
+          <w:tcPr>
+            <w:tcW w:type="dxa" w:w="1200"/>
+          </w:tcPr>
+          <w:p>
+            <w:r>
+              <w:rPr>
+                <w:b w:val="false"/>
+                <w:bCs w:val="false"/>
+              </w:rPr>
+              <w:t xml:space="preserve">DS02</w:t>
+            </w:r>
+          </w:p>
+        </w:tc>
+        <w:tc>
+          <w:tcPr>
+            <w:tcW w:type="dxa" w:w="2200"/>
+          </w:tcPr>
+          <w:p>
+            <w:r>
+              <w:rPr>
+                <w:b w:val="false"/>
+                <w:bCs w:val="false"/>
+              </w:rPr>
+              <w:t xml:space="preserve">1 / 4</w:t>
+            </w:r>
+          </w:p>
+        </w:tc>
+        <w:tc>
+          <w:tcPr>
+            <w:tcW w:type="dxa" w:w="4200"/>
+          </w:tcPr>
+          <w:p>
+            <w:r>
+              <w:rPr>
+                <w:b w:val="false"/>
+                <w:bCs w:val="false"/>
+              </w:rPr>
+              <w:t xml:space="preserve">No</w:t>
+            </w:r>
+          </w:p>
+        </w:tc>
+      </w:tr>
+      <w:tr>
+        <w:tc>
+          <w:tcPr>
+            <w:tcW w:type="dxa" w:w="1200"/>
+          </w:tcPr>
+          <w:p>
+            <w:r>
+              <w:rPr>
+                <w:b w:val="false"/>
+                <w:bCs w:val="false"/>
+              </w:rPr>
+              <w:t xml:space="preserve">DS03</w:t>
+            </w:r>
+          </w:p>
+        </w:tc>
+        <w:tc>
+          <w:tcPr>
+            <w:tcW w:type="dxa" w:w="2200"/>
+          </w:tcPr>
+          <w:p>
+            <w:r>
+              <w:rPr>
+                <w:b w:val="false"/>
+                <w:bCs w:val="false"/>
+              </w:rPr>
+              <w:t xml:space="preserve">2 / 4</w:t>
+            </w:r>
+          </w:p>
+        </w:tc>
+        <w:tc>
+          <w:tcPr>
+            <w:tcW w:type="dxa" w:w="4200"/>
+          </w:tcPr>
+          <w:p>
+            <w:r>
+              <w:rPr>
+                <w:b w:val="false"/>
+                <w:bCs w:val="false"/>
+              </w:rPr>
+              <w:t xml:space="preserve">No</w:t>
+            </w:r>
+          </w:p>
+        </w:tc>
+      </w:tr>
+      <w:tr>
+        <w:tc>
+          <w:tcPr>
+            <w:tcW w:type="dxa" w:w="1200"/>
+          </w:tcPr>
+          <w:p>
+            <w:r>
+              <w:rPr>
+                <w:b w:val="false"/>
+                <w:bCs w:val="false"/>
+              </w:rPr>
+              <w:t xml:space="preserve">DS04</w:t>
+            </w:r>
+          </w:p>
+        </w:tc>
+        <w:tc>
+          <w:tcPr>
+            <w:tcW w:type="dxa" w:w="2200"/>
+          </w:tcPr>
+          <w:p>
+            <w:r>
+              <w:rPr>
+                <w:b w:val="false"/>
+                <w:bCs w:val="false"/>
+              </w:rPr>
+              <w:t xml:space="preserve">0 / 4</w:t>
+            </w:r>
+          </w:p>
+        </w:tc>
+        <w:tc>
+          <w:tcPr>
+            <w:tcW w:type="dxa" w:w="4200"/>
+          </w:tcPr>
+          <w:p>
+            <w:r>
+              <w:rPr>
+                <w:b w:val="false"/>
+                <w:bCs w:val="false"/>
+              </w:rPr>
+              <w:t xml:space="preserve">No</w:t>
+            </w:r>
+          </w:p>
+        </w:tc>
+      </w:tr>
+      <w:tr>
+        <w:tc>
+          <w:tcPr>
+            <w:tcW w:type="dxa" w:w="1200"/>
+          </w:tcPr>
+          <w:p>
+            <w:r>
+              <w:rPr>
+                <w:b w:val="false"/>
+                <w:bCs w:val="false"/>
+              </w:rPr>
+              <w:t xml:space="preserve">DS05</w:t>
+            </w:r>
+          </w:p>
+        </w:tc>
+        <w:tc>
+          <w:tcPr>
+            <w:tcW w:type="dxa" w:w="2200"/>
+          </w:tcPr>
+          <w:p>
+            <w:r>
+              <w:rPr>
+                <w:b w:val="false"/>
+                <w:bCs w:val="false"/>
+              </w:rPr>
+              <w:t xml:space="preserve">4 / 4</w:t>
+            </w:r>
+          </w:p>
+        </w:tc>
+        <w:tc>
+          <w:tcPr>
+            <w:tcW w:type="dxa" w:w="4200"/>
+          </w:tcPr>
+          <w:p>
+            <w:r>
+              <w:rPr>
+                <w:b w:val="false"/>
+                <w:bCs w:val="false"/>
+              </w:rPr>
+              <w:t xml:space="preserve">Sí</w:t>
+            </w:r>
+          </w:p>
+        </w:tc>
+      </w:tr>
+      <w:tr>
+        <w:tc>
+          <w:tcPr>
+            <w:tcW w:type="dxa" w:w="1200"/>
+          </w:tcPr>
+          <w:p>
+            <w:r>
+              <w:rPr>
+                <w:b w:val="false"/>
+                <w:bCs w:val="false"/>
+              </w:rPr>
+              <w:t xml:space="preserve">DS06</w:t>
+            </w:r>
+          </w:p>
+        </w:tc>
+        <w:tc>
+          <w:tcPr>
+            <w:tcW w:type="dxa" w:w="2200"/>
+          </w:tcPr>
+          <w:p>
+            <w:r>
+              <w:rPr>
+                <w:b w:val="false"/>
+                <w:bCs w:val="false"/>
+              </w:rPr>
+              <w:t xml:space="preserve">2 / 4</w:t>
+            </w:r>
+          </w:p>
+        </w:tc>
+        <w:tc>
+          <w:tcPr>
+            <w:tcW w:type="dxa" w:w="4200"/>
+          </w:tcPr>
+          <w:p>
+            <w:r>
+              <w:rPr>
+                <w:b w:val="false"/>
+                <w:bCs w:val="false"/>
+              </w:rPr>
+              <w:t xml:space="preserve">No</w:t>
+            </w:r>
+          </w:p>
+        </w:tc>
+      </w:tr>
+      <w:tr>
+        <w:tc>
+          <w:tcPr>
+            <w:tcW w:type="dxa" w:w="1200"/>
+          </w:tcPr>
+          <w:p>
+            <w:r>
+              <w:rPr>
+                <w:b w:val="false"/>
+                <w:bCs w:val="false"/>
+              </w:rPr>
+              <w:t xml:space="preserve">DS07</w:t>
+            </w:r>
+          </w:p>
+        </w:tc>
+        <w:tc>
+          <w:tcPr>
+            <w:tcW w:type="dxa" w:w="2200"/>
+          </w:tcPr>
+          <w:p>
+            <w:r>
+              <w:rPr>
+                <w:b w:val="false"/>
+                <w:bCs w:val="false"/>
+              </w:rPr>
+              <w:t xml:space="preserve">3 / 4</w:t>
+            </w:r>
+          </w:p>
+        </w:tc>
+        <w:tc>
+          <w:tcPr>
+            <w:tcW w:type="dxa" w:w="4200"/>
+          </w:tcPr>
+          <w:p>
+            <w:r>
+              <w:rPr>
+                <w:b w:val="false"/>
+                <w:bCs w:val="false"/>
+              </w:rPr>
+              <w:t xml:space="preserve">Sí</w:t>
+            </w:r>
+          </w:p>
+        </w:tc>
+      </w:tr>
+      <w:tr>
+        <w:tc>
+          <w:tcPr>
+            <w:tcW w:type="dxa" w:w="1200"/>
+          </w:tcPr>
+          <w:p>
+            <w:r>
+              <w:rPr>
+                <w:b w:val="false"/>
+                <w:bCs w:val="false"/>
+              </w:rPr>
+              <w:t xml:space="preserve">DS08</w:t>
+            </w:r>
+          </w:p>
+        </w:tc>
+        <w:tc>
+          <w:tcPr>
+            <w:tcW w:type="dxa" w:w="2200"/>
+          </w:tcPr>
+          <w:p>
+            <w:r>
+              <w:rPr>
+                <w:b w:val="false"/>
+                <w:bCs w:val="false"/>
+              </w:rPr>
+              <w:t xml:space="preserve">1 / 4</w:t>
+            </w:r>
+          </w:p>
+        </w:tc>
+        <w:tc>
+          <w:tcPr>
+            <w:tcW w:type="dxa" w:w="4200"/>
+          </w:tcPr>
+          <w:p>
+            <w:r>
+              <w:rPr>
+                <w:b w:val="false"/>
+                <w:bCs w:val="false"/>
+              </w:rPr>
+              <w:t xml:space="preserve">No</w:t>
+            </w:r>
+          </w:p>
+        </w:tc>
+      </w:tr>
+    </w:tbl>
+    <w:p>
+      <w:pPr>
+        <w:spacing w:after="200"/>
+      </w:pPr>
+    </w:p>
+    <w:p>
+      <w:pPr>
+        <w:spacing w:after="150"/>
+      </w:pPr>
+      <w:r>
+        <w:t xml:space="preserve">Total de reactivos endosados: 3 de 8. Como 3 está por debajo del umbral de invalidación (6 de 8, DECISIONS.md punto 35), 'Persona X' NO se marca con manejo de impresión alto en este ejemplo — el resultado se muestra con su semáforo normal, sin la advertencia adicional de deseabilidad social. Si el total hubiera sido 6 u 8, el tratamiento sería idéntico al de los otros 4 indicadores (Sección 5): el IGI y cada Puntaje_dimensión se seguirían calculando y mostrando con su valor real, en gris, con la advertencia 'Esta persona mostró un patrón de respuesta compatible con manejo de impresión — interpretar el resultado con cautela adicional' — nunca se excluye ni se recalcula.</w:t>
+      </w:r>
+    </w:p>
+    <w:p>
+      <w:pPr>
+        <w:pStyle w:val="Heading1"/>
+        <w:spacing w:after="200" w:before="400"/>
+      </w:pPr>
+      <w:r>
+        <w:t xml:space="preserve">8. Resultado en la capa individual (perfil viral)</w:t>
+      </w:r>
+    </w:p>
+    <w:p>
+      <w:pPr>
+        <w:spacing w:after="150"/>
+      </w:pPr>
+      <w:r>
+        <w:t xml:space="preserve">Encabezado del perfil: 'Tu Índice General de Integridad: 69/95 [IC 95%: pendiente de dato piloto]' (IGI_final, redondeado, con el intervalo de la Sección 6), con su color de semáforo según el nivel de corte que le corresponda (Fase 6, Sección 10; percentiles exactos pendientes de muestra piloto).</w:t>
+      </w:r>
+    </w:p>
+    <w:p>
+      <w:pPr>
+        <w:spacing w:after="150"/>
+      </w:pPr>
+      <w:r>
+        <w:t xml:space="preserve">Nota de transparencia (Fase 6, Sección 11, y Fase 10, Sección 2.3): la Dimensión 1 — Robo se muestra en gris con un mensaje breve indicando que esa sección del test mostró respuestas poco consistentes entre sí, invitando a revisar esa sección si la persona lo desea. El número de esa dimensión se sigue mostrando; no se oculta ni se excluye. La Escala de Deseabilidad Social (Sección 7) no se muestra como puntaje al usuario final; solo afecta la presentación del resultado si supera el umbral de invalidación.</w:t>
+      </w:r>
+    </w:p>
+    <w:p>
+      <w:pPr>
+        <w:spacing w:after="150"/>
+      </w:pPr>
+      <w:r>
+        <w:t xml:space="preserve">Puntaje de Ludopatía (Factor Contextual, reportado aparte): IGI_dimensión ≈ 47.5 / 95, sin afectar el IGI general.</w:t>
+      </w:r>
+    </w:p>
+    <w:p>
+      <w:pPr>
+        <w:pStyle w:val="Heading1"/>
+        <w:spacing w:after="200" w:before="400"/>
+      </w:pPr>
+      <w:r>
+        <w:t xml:space="preserve">9. Resultado en la capa empresarial (reporte de riesgo)</w:t>
+      </w:r>
+    </w:p>
+    <w:p>
+      <w:pPr>
+        <w:spacing w:after="150"/>
+      </w:pPr>
+      <w:r>
+        <w:t xml:space="preserve">IGI final reportado al reclutador: 68.7/95 [IC 95%: pendiente de dato piloto], con la salvedad de la Dimensión 1 — Robo mostrada en gris por inconsistencia en su Par espejo 1 (mismo número, presentación distinta), y con nota de que 3 de 8 reactivos de Deseabilidad Social fueron endosados (por debajo del umbral de 6, sin advertencia adicional).</w:t>
+      </w:r>
+    </w:p>
+    <w:p>
+      <w:pPr>
+        <w:spacing w:after="150"/>
+      </w:pPr>
+      <w:r>
+        <w:t xml:space="preserve">Recomendación operativa [HIPÓTESIS, no vinculante]: dado que la Dimensión 1 (Robo) forma parte de la Base obligatoria del instrumento y su par espejo mostró inconsistencia, se sugiere al reclutador no descartar candidatos únicamente por este resultado, sino complementar con una pregunta dirigida en la entrevista sobre manejo de bienes/recursos ajenos antes de tomar una decisión final. Conforme a DECISIONS.md punto 38 (Fase 12, Sección 10), el IGI de 'Persona X' — como el de cualquier candidato — nunca debe ser el único criterio de la decisión de contratación.</w:t>
       </w:r>
     </w:p>
     <w:sectPr>
